--- a/web/test/files/export/export-section-no-annotations.docx
+++ b/web/test/files/export/export-section-no-annotations.docx
@@ -78,10 +78,10 @@
       <w:pPr>
         <w:pStyle w:val="HeadEnd"/>
         <w:sectPr>
-          <w:footerReference w:type="even" r:id="rId14"/>
-          <w:footerReference w:type="default" r:id="rId14"/>
-          <w:headerReference w:type="even" r:id="rId11"/>
-          <w:headerReference w:type="default" r:id="rId12"/>
+          <w:footerReference w:type="even" r:id="rId51"/>
+          <w:footerReference w:type="default" r:id="rId51"/>
+          <w:headerReference w:type="even" r:id="rId41"/>
+          <w:headerReference w:type="default" r:id="rId42"/>
           <w:type w:val="oddPage"/>
           <w:pgSz w:h="15840" w:w="12240"/>
           <w:pgMar w:bottom="1440" w:gutter="720" w:header="1440" w:left="1440" w:right="1440" w:top="1800"/>
@@ -179,7 +179,7 @@
       <w:r>
         <w:t xml:space="preserve"> </w:t>
       </w:r>
-      <w:hyperlink r:id="rId20">
+      <w:hyperlink r:id="rId61">
         <w:r>
           <w:rPr>
             <w:rStyle w:val="Hyperlink"/>
@@ -200,8 +200,8 @@
       </w:pPr>
       <w:r>
         <w:rPr>
+          <w:b/>
           <w:bCs/>
-          <w:b/>
         </w:rPr>
         <w:t xml:space="preserve">Remember:</w:t>
       </w:r>
@@ -478,7 +478,7 @@
       <w:pPr>
         <w:pStyle w:val="ResourceLink"/>
       </w:pPr>
-      <w:hyperlink r:id="rId21">
+      <w:hyperlink r:id="rId62">
         <w:r>
           <w:rPr>
             <w:rStyle w:val="Hyperlink"/>
@@ -779,14 +779,14 @@
 <file path=word/numbering.xml><?xml version="1.0" encoding="utf-8"?>
 <w:numbering xmlns:w="http://schemas.openxmlformats.org/wordprocessingml/2006/main">
   <w:abstractNum w:abstractNumId="990">
-    <w:nsid w:val="A990"/>
+    <w:nsid w:val="0000A990"/>
     <w:multiLevelType w:val="multilevel"/>
     <w:lvl w:ilvl="0">
       <w:numFmt w:val="bullet"/>
       <w:lvlText w:val=" "/>
       <w:lvlJc w:val="left"/>
       <w:pPr>
-        <w:ind w:left="720" w:hanging="480"/>
+        <w:ind w:left="720" w:hanging="360"/>
       </w:pPr>
     </w:lvl>
     <w:lvl w:ilvl="1">
@@ -794,7 +794,7 @@
       <w:lvlText w:val=" "/>
       <w:lvlJc w:val="left"/>
       <w:pPr>
-        <w:ind w:left="1440" w:hanging="480"/>
+        <w:ind w:left="1440" w:hanging="360"/>
       </w:pPr>
     </w:lvl>
     <w:lvl w:ilvl="2">
@@ -802,7 +802,7 @@
       <w:lvlText w:val=" "/>
       <w:lvlJc w:val="left"/>
       <w:pPr>
-        <w:ind w:left="2160" w:hanging="480"/>
+        <w:ind w:left="2160" w:hanging="360"/>
       </w:pPr>
     </w:lvl>
     <w:lvl w:ilvl="3">
@@ -810,7 +810,7 @@
       <w:lvlText w:val=" "/>
       <w:lvlJc w:val="left"/>
       <w:pPr>
-        <w:ind w:left="2880" w:hanging="480"/>
+        <w:ind w:left="2880" w:hanging="360"/>
       </w:pPr>
     </w:lvl>
     <w:lvl w:ilvl="4">
@@ -818,7 +818,7 @@
       <w:lvlText w:val=" "/>
       <w:lvlJc w:val="left"/>
       <w:pPr>
-        <w:ind w:left="3600" w:hanging="480"/>
+        <w:ind w:left="3600" w:hanging="360"/>
       </w:pPr>
     </w:lvl>
     <w:lvl w:ilvl="5">
@@ -826,7 +826,7 @@
       <w:lvlText w:val=" "/>
       <w:lvlJc w:val="left"/>
       <w:pPr>
-        <w:ind w:left="4320" w:hanging="480"/>
+        <w:ind w:left="4320" w:hanging="360"/>
       </w:pPr>
     </w:lvl>
     <w:lvl w:ilvl="6">
@@ -834,7 +834,7 @@
       <w:lvlText w:val=" "/>
       <w:lvlJc w:val="left"/>
       <w:pPr>
-        <w:ind w:left="5040" w:hanging="480"/>
+        <w:ind w:left="5040" w:hanging="360"/>
       </w:pPr>
     </w:lvl>
     <w:lvl w:ilvl="7">
@@ -842,7 +842,7 @@
       <w:lvlText w:val=" "/>
       <w:lvlJc w:val="left"/>
       <w:pPr>
-        <w:ind w:left="5760" w:hanging="480"/>
+        <w:ind w:left="5760" w:hanging="360"/>
       </w:pPr>
     </w:lvl>
     <w:lvl w:ilvl="8">
@@ -850,91 +850,12 @@
       <w:lvlText w:val=" "/>
       <w:lvlJc w:val="left"/>
       <w:pPr>
-        <w:ind w:left="6480" w:hanging="480"/>
-      </w:pPr>
-    </w:lvl>
-  </w:abstractNum>
-  <w:abstractNum w:abstractNumId="991">
-    <w:nsid w:val="A991"/>
-    <w:multiLevelType w:val="multilevel"/>
-    <w:lvl w:ilvl="0">
-      <w:numFmt w:val="bullet"/>
-      <w:lvlText w:val="•"/>
-      <w:lvlJc w:val="left"/>
-      <w:pPr>
-        <w:ind w:left="720" w:hanging="480"/>
-      </w:pPr>
-    </w:lvl>
-    <w:lvl w:ilvl="1">
-      <w:numFmt w:val="bullet"/>
-      <w:lvlText w:val="–"/>
-      <w:lvlJc w:val="left"/>
-      <w:pPr>
-        <w:ind w:left="1440" w:hanging="480"/>
-      </w:pPr>
-    </w:lvl>
-    <w:lvl w:ilvl="2">
-      <w:numFmt w:val="bullet"/>
-      <w:lvlText w:val="•"/>
-      <w:lvlJc w:val="left"/>
-      <w:pPr>
-        <w:ind w:left="2160" w:hanging="480"/>
-      </w:pPr>
-    </w:lvl>
-    <w:lvl w:ilvl="3">
-      <w:numFmt w:val="bullet"/>
-      <w:lvlText w:val="–"/>
-      <w:lvlJc w:val="left"/>
-      <w:pPr>
-        <w:ind w:left="2880" w:hanging="480"/>
-      </w:pPr>
-    </w:lvl>
-    <w:lvl w:ilvl="4">
-      <w:numFmt w:val="bullet"/>
-      <w:lvlText w:val="•"/>
-      <w:lvlJc w:val="left"/>
-      <w:pPr>
-        <w:ind w:left="3600" w:hanging="480"/>
-      </w:pPr>
-    </w:lvl>
-    <w:lvl w:ilvl="5">
-      <w:numFmt w:val="bullet"/>
-      <w:lvlText w:val="–"/>
-      <w:lvlJc w:val="left"/>
-      <w:pPr>
-        <w:ind w:left="4320" w:hanging="480"/>
-      </w:pPr>
-    </w:lvl>
-    <w:lvl w:ilvl="6">
-      <w:numFmt w:val="bullet"/>
-      <w:lvlText w:val="•"/>
-      <w:lvlJc w:val="left"/>
-      <w:pPr>
-        <w:ind w:left="5040" w:hanging="480"/>
-      </w:pPr>
-    </w:lvl>
-    <w:lvl w:ilvl="7">
-      <w:numFmt w:val="bullet"/>
-      <w:lvlText w:val="–"/>
-      <w:lvlJc w:val="left"/>
-      <w:pPr>
-        <w:ind w:left="5760" w:hanging="480"/>
-      </w:pPr>
-    </w:lvl>
-    <w:lvl w:ilvl="8">
-      <w:numFmt w:val="bullet"/>
-      <w:lvlText w:val="•"/>
-      <w:lvlJc w:val="left"/>
-      <w:pPr>
-        <w:ind w:left="6480" w:hanging="480"/>
+        <w:ind w:left="6480" w:hanging="360"/>
       </w:pPr>
     </w:lvl>
   </w:abstractNum>
   <w:num w:numId="1000">
     <w:abstractNumId w:val="990"/>
-  </w:num>
-  <w:num w:numId="1001">
-    <w:abstractNumId w:val="991"/>
   </w:num>
 </w:numbering>
 </file>
